--- a/MetodologiaDeSistemas1/5-TecnicasDePlanificacion/TP-Unidad 5 Tecnicas de Planificacion.docx
+++ b/MetodologiaDeSistemas1/5-TecnicasDePlanificacion/TP-Unidad 5 Tecnicas de Planificacion.docx
@@ -1205,18 +1205,21 @@
     <w:p/>
     <w:p>
       <w:r>
+        <w:rPr>
+          <w:noProof/>
+        </w:rPr>
         <w:lastRenderedPageBreak/>
         <w:drawing>
-          <wp:anchor distT="0" distB="0" distL="114300" distR="114300" simplePos="0" relativeHeight="251659264" behindDoc="0" locked="0" layoutInCell="1" allowOverlap="1" wp14:anchorId="0329A6C4" wp14:editId="57992835">
+          <wp:anchor distT="0" distB="0" distL="114300" distR="114300" simplePos="0" relativeHeight="251659264" behindDoc="0" locked="0" layoutInCell="1" allowOverlap="1" wp14:anchorId="0329A6C4" wp14:editId="3EC920E5">
             <wp:simplePos x="0" y="0"/>
             <wp:positionH relativeFrom="column">
-              <wp:posOffset>-969010</wp:posOffset>
+              <wp:posOffset>-1149985</wp:posOffset>
             </wp:positionH>
             <wp:positionV relativeFrom="paragraph">
-              <wp:posOffset>254000</wp:posOffset>
+              <wp:posOffset>297815</wp:posOffset>
             </wp:positionV>
-            <wp:extent cx="6047105" cy="3270250"/>
-            <wp:effectExtent l="0" t="0" r="0" b="6350"/>
+            <wp:extent cx="6368834" cy="3444240"/>
+            <wp:effectExtent l="0" t="0" r="0" b="3810"/>
             <wp:wrapNone/>
             <wp:docPr id="2" name="Imagen 2"/>
             <wp:cNvGraphicFramePr>
@@ -1244,7 +1247,82 @@
                   <pic:spPr>
                     <a:xfrm>
                       <a:off x="0" y="0"/>
-                      <a:ext cx="6047105" cy="3270250"/>
+                      <a:ext cx="6368834" cy="3444240"/>
+                    </a:xfrm>
+                    <a:prstGeom prst="rect">
+                      <a:avLst/>
+                    </a:prstGeom>
+                  </pic:spPr>
+                </pic:pic>
+              </a:graphicData>
+            </a:graphic>
+            <wp14:sizeRelH relativeFrom="margin">
+              <wp14:pctWidth>0</wp14:pctWidth>
+            </wp14:sizeRelH>
+            <wp14:sizeRelV relativeFrom="margin">
+              <wp14:pctHeight>0</wp14:pctHeight>
+            </wp14:sizeRelV>
+          </wp:anchor>
+        </w:drawing>
+      </w:r>
+      <w:r>
+        <w:t>2. Gestión del Catálogo de Libros</w:t>
+      </w:r>
+    </w:p>
+    <w:p/>
+    <w:p/>
+    <w:p/>
+    <w:p/>
+    <w:p/>
+    <w:p/>
+    <w:p/>
+    <w:p/>
+    <w:p/>
+    <w:p/>
+    <w:p/>
+    <w:p/>
+    <w:p/>
+    <w:p>
+      <w:r>
+        <w:drawing>
+          <wp:anchor distT="0" distB="0" distL="114300" distR="114300" simplePos="0" relativeHeight="251660288" behindDoc="0" locked="0" layoutInCell="1" allowOverlap="1" wp14:anchorId="55B92665" wp14:editId="431F709D">
+            <wp:simplePos x="0" y="0"/>
+            <wp:positionH relativeFrom="column">
+              <wp:posOffset>404495</wp:posOffset>
+            </wp:positionH>
+            <wp:positionV relativeFrom="paragraph">
+              <wp:posOffset>260985</wp:posOffset>
+            </wp:positionV>
+            <wp:extent cx="5540220" cy="1425063"/>
+            <wp:effectExtent l="0" t="0" r="3810" b="3810"/>
+            <wp:wrapNone/>
+            <wp:docPr id="3" name="Imagen 3"/>
+            <wp:cNvGraphicFramePr>
+              <a:graphicFrameLocks xmlns:a="http://schemas.openxmlformats.org/drawingml/2006/main" noChangeAspect="1"/>
+            </wp:cNvGraphicFramePr>
+            <a:graphic xmlns:a="http://schemas.openxmlformats.org/drawingml/2006/main">
+              <a:graphicData uri="http://schemas.openxmlformats.org/drawingml/2006/picture">
+                <pic:pic xmlns:pic="http://schemas.openxmlformats.org/drawingml/2006/picture">
+                  <pic:nvPicPr>
+                    <pic:cNvPr id="1" name=""/>
+                    <pic:cNvPicPr/>
+                  </pic:nvPicPr>
+                  <pic:blipFill>
+                    <a:blip r:embed="rId9">
+                      <a:extLst>
+                        <a:ext uri="{28A0092B-C50C-407E-A947-70E740481C1C}">
+                          <a14:useLocalDpi xmlns:a14="http://schemas.microsoft.com/office/drawing/2010/main" val="0"/>
+                        </a:ext>
+                      </a:extLst>
+                    </a:blip>
+                    <a:stretch>
+                      <a:fillRect/>
+                    </a:stretch>
+                  </pic:blipFill>
+                  <pic:spPr>
+                    <a:xfrm>
+                      <a:off x="0" y="0"/>
+                      <a:ext cx="5540220" cy="1425063"/>
                     </a:xfrm>
                     <a:prstGeom prst="rect">
                       <a:avLst/>
@@ -1257,12 +1335,117 @@
         </w:drawing>
       </w:r>
       <w:r>
-        <w:t>2. Gestión del Catálogo de Libros</w:t>
-      </w:r>
-    </w:p>
-    <w:p/>
+        <w:t>3. Gestión de Socios (Usuarios)</w:t>
+      </w:r>
+    </w:p>
+    <w:p>
+      <w:pPr>
+        <w:tabs>
+          <w:tab w:val="left" w:pos="1356"/>
+        </w:tabs>
+      </w:pPr>
+    </w:p>
+    <w:p/>
+    <w:p/>
+    <w:p/>
+    <w:p/>
+    <w:p/>
+    <w:p/>
+    <w:p/>
+    <w:p/>
+    <w:p/>
+    <w:p/>
+    <w:p/>
+    <w:p/>
+    <w:p>
+      <w:pPr>
+        <w:tabs>
+          <w:tab w:val="left" w:pos="1020"/>
+        </w:tabs>
+      </w:pPr>
+      <w:r>
+        <w:tab/>
+      </w:r>
+    </w:p>
+    <w:p>
+      <w:pPr>
+        <w:tabs>
+          <w:tab w:val="left" w:pos="1020"/>
+        </w:tabs>
+      </w:pPr>
+    </w:p>
+    <w:p>
+      <w:r>
+        <w:lastRenderedPageBreak/>
+        <w:drawing>
+          <wp:anchor distT="0" distB="0" distL="114300" distR="114300" simplePos="0" relativeHeight="251661312" behindDoc="0" locked="0" layoutInCell="1" allowOverlap="1" wp14:anchorId="64470525" wp14:editId="7EF40C0D">
+            <wp:simplePos x="0" y="0"/>
+            <wp:positionH relativeFrom="column">
+              <wp:posOffset>549274</wp:posOffset>
+            </wp:positionH>
+            <wp:positionV relativeFrom="paragraph">
+              <wp:posOffset>221615</wp:posOffset>
+            </wp:positionV>
+            <wp:extent cx="5337155" cy="1844040"/>
+            <wp:effectExtent l="0" t="0" r="0" b="3810"/>
+            <wp:wrapNone/>
+            <wp:docPr id="4" name="Imagen 4"/>
+            <wp:cNvGraphicFramePr>
+              <a:graphicFrameLocks xmlns:a="http://schemas.openxmlformats.org/drawingml/2006/main" noChangeAspect="1"/>
+            </wp:cNvGraphicFramePr>
+            <a:graphic xmlns:a="http://schemas.openxmlformats.org/drawingml/2006/main">
+              <a:graphicData uri="http://schemas.openxmlformats.org/drawingml/2006/picture">
+                <pic:pic xmlns:pic="http://schemas.openxmlformats.org/drawingml/2006/picture">
+                  <pic:nvPicPr>
+                    <pic:cNvPr id="1" name=""/>
+                    <pic:cNvPicPr/>
+                  </pic:nvPicPr>
+                  <pic:blipFill>
+                    <a:blip r:embed="rId10">
+                      <a:extLst>
+                        <a:ext uri="{28A0092B-C50C-407E-A947-70E740481C1C}">
+                          <a14:useLocalDpi xmlns:a14="http://schemas.microsoft.com/office/drawing/2010/main" val="0"/>
+                        </a:ext>
+                      </a:extLst>
+                    </a:blip>
+                    <a:stretch>
+                      <a:fillRect/>
+                    </a:stretch>
+                  </pic:blipFill>
+                  <pic:spPr>
+                    <a:xfrm>
+                      <a:off x="0" y="0"/>
+                      <a:ext cx="5341509" cy="1845544"/>
+                    </a:xfrm>
+                    <a:prstGeom prst="rect">
+                      <a:avLst/>
+                    </a:prstGeom>
+                  </pic:spPr>
+                </pic:pic>
+              </a:graphicData>
+            </a:graphic>
+            <wp14:sizeRelH relativeFrom="margin">
+              <wp14:pctWidth>0</wp14:pctWidth>
+            </wp14:sizeRelH>
+            <wp14:sizeRelV relativeFrom="margin">
+              <wp14:pctHeight>0</wp14:pctHeight>
+            </wp14:sizeRelV>
+          </wp:anchor>
+        </w:drawing>
+      </w:r>
+      <w:r>
+        <w:t>4. Gestión de Préstamos y Devoluciones</w:t>
+      </w:r>
+    </w:p>
+    <w:p>
+      <w:pPr>
+        <w:tabs>
+          <w:tab w:val="left" w:pos="1020"/>
+        </w:tabs>
+      </w:pPr>
+    </w:p>
     <w:sectPr>
-      <w:headerReference w:type="default" r:id="rId9"/>
+      <w:headerReference w:type="default" r:id="rId11"/>
       <w:pgSz w:w="11906" w:h="16838"/>
       <w:pgMar w:top="1417" w:right="707" w:bottom="1417" w:left="851" w:header="708" w:footer="708" w:gutter="0"/>
       <w:cols w:space="708"/>
@@ -2276,6 +2459,26 @@
     <w:qFormat/>
     <w:rsid w:val="005B238F"/>
   </w:style>
+  <w:style w:type="paragraph" w:styleId="Ttulo3">
+    <w:name w:val="heading 3"/>
+    <w:basedOn w:val="Normal"/>
+    <w:link w:val="Ttulo3Car"/>
+    <w:uiPriority w:val="9"/>
+    <w:qFormat/>
+    <w:rsid w:val="00E03E06"/>
+    <w:pPr>
+      <w:spacing w:before="100" w:beforeAutospacing="1" w:after="100" w:afterAutospacing="1" w:line="240" w:lineRule="auto"/>
+      <w:outlineLvl w:val="2"/>
+    </w:pPr>
+    <w:rPr>
+      <w:rFonts w:ascii="Times New Roman" w:eastAsia="Times New Roman" w:hAnsi="Times New Roman" w:cs="Times New Roman"/>
+      <w:b/>
+      <w:bCs/>
+      <w:sz w:val="27"/>
+      <w:szCs w:val="27"/>
+      <w:lang w:eastAsia="es-AR"/>
+    </w:rPr>
+  </w:style>
   <w:style w:type="character" w:default="1" w:styleId="Fuentedeprrafopredeter">
     <w:name w:val="Default Paragraph Font"/>
     <w:uiPriority w:val="1"/>
@@ -2464,6 +2667,21 @@
     <w:name w:val="math-inline"/>
     <w:basedOn w:val="Fuentedeprrafopredeter"/>
     <w:rsid w:val="00982B9B"/>
+  </w:style>
+  <w:style w:type="character" w:customStyle="1" w:styleId="Ttulo3Car">
+    <w:name w:val="Título 3 Car"/>
+    <w:basedOn w:val="Fuentedeprrafopredeter"/>
+    <w:link w:val="Ttulo3"/>
+    <w:uiPriority w:val="9"/>
+    <w:rsid w:val="00E03E06"/>
+    <w:rPr>
+      <w:rFonts w:ascii="Times New Roman" w:eastAsia="Times New Roman" w:hAnsi="Times New Roman" w:cs="Times New Roman"/>
+      <w:b/>
+      <w:bCs/>
+      <w:sz w:val="27"/>
+      <w:szCs w:val="27"/>
+      <w:lang w:eastAsia="es-AR"/>
+    </w:rPr>
   </w:style>
 </w:styles>
 </file>

--- a/MetodologiaDeSistemas1/5-TecnicasDePlanificacion/TP-Unidad 5 Tecnicas de Planificacion.docx
+++ b/MetodologiaDeSistemas1/5-TecnicasDePlanificacion/TP-Unidad 5 Tecnicas de Planificacion.docx
@@ -55,17 +55,8 @@
           <w:sz w:val="28"/>
           <w:szCs w:val="28"/>
         </w:rPr>
-        <w:t xml:space="preserve">Enfoque elegido: </w:t>
-      </w:r>
-      <w:proofErr w:type="spellStart"/>
-      <w:r>
-        <w:rPr>
-          <w:sz w:val="28"/>
-          <w:szCs w:val="28"/>
-        </w:rPr>
-        <w:t>Agil</w:t>
-      </w:r>
-      <w:proofErr w:type="spellEnd"/>
+        <w:t>Enfoque elegido: Agil</w:t>
+      </w:r>
     </w:p>
     <w:p>
       <w:pPr>
@@ -709,15 +700,7 @@
         <w:ind w:left="708"/>
       </w:pPr>
       <w:r>
-        <w:t>Tarea 1: Implementar el modelo “</w:t>
-      </w:r>
-      <w:proofErr w:type="spellStart"/>
-      <w:r>
-        <w:t>Prestamo</w:t>
-      </w:r>
-      <w:proofErr w:type="spellEnd"/>
-      <w:r>
-        <w:t>”, definiendo las referencias a las colecciones de “Socio” y “Libro”, y los campos de fechas.</w:t>
+        <w:t>Tarea 1: Implementar el modelo “Prestamo”, definiendo las referencias a las colecciones de “Socio” y “Libro”, y los campos de fechas.</w:t>
       </w:r>
     </w:p>
     <w:p>
@@ -872,15 +855,7 @@
         <w:ind w:left="708"/>
       </w:pPr>
       <w:r>
-        <w:t>Tarea 2: Implementar la regla de validación en el código antes de registrar un préstamo: si el contador es $\</w:t>
-      </w:r>
-      <w:proofErr w:type="spellStart"/>
-      <w:r>
-        <w:t>geq</w:t>
-      </w:r>
-      <w:proofErr w:type="spellEnd"/>
-      <w:r>
-        <w:t xml:space="preserve"> 3$, bloquear la operación y renderizar un mensaje de error en la interfaz.</w:t>
+        <w:t>Tarea 2: Implementar la regla de validación en el código antes de registrar un préstamo: si el contador es $\geq 3$, bloquear la operación y renderizar un mensaje de error en la interfaz.</w:t>
       </w:r>
     </w:p>
     <w:p>
@@ -1118,6 +1093,11 @@
           <w:szCs w:val="28"/>
         </w:rPr>
         <w:t>Actividad 2: Estimación de Tiempos y Precedencias</w:t>
+      </w:r>
+    </w:p>
+    <w:p>
+      <w:r>
+        <w:t>*Estimación de tiempos expresados en días</w:t>
       </w:r>
     </w:p>
     <w:p>
@@ -1208,7 +1188,6 @@
         <w:rPr>
           <w:noProof/>
         </w:rPr>
-        <w:lastRenderedPageBreak/>
         <w:drawing>
           <wp:anchor distT="0" distB="0" distL="114300" distR="114300" simplePos="0" relativeHeight="251659264" behindDoc="0" locked="0" layoutInCell="1" allowOverlap="1" wp14:anchorId="0329A6C4" wp14:editId="3EC920E5">
             <wp:simplePos x="0" y="0"/>
@@ -1284,6 +1263,9 @@
     <w:p/>
     <w:p>
       <w:r>
+        <w:rPr>
+          <w:noProof/>
+        </w:rPr>
         <w:drawing>
           <wp:anchor distT="0" distB="0" distL="114300" distR="114300" simplePos="0" relativeHeight="251660288" behindDoc="0" locked="0" layoutInCell="1" allowOverlap="1" wp14:anchorId="55B92665" wp14:editId="431F709D">
             <wp:simplePos x="0" y="0"/>
@@ -1376,20 +1358,22 @@
     </w:p>
     <w:p>
       <w:r>
-        <w:lastRenderedPageBreak/>
+        <w:rPr>
+          <w:noProof/>
+        </w:rPr>
         <w:drawing>
-          <wp:anchor distT="0" distB="0" distL="114300" distR="114300" simplePos="0" relativeHeight="251661312" behindDoc="0" locked="0" layoutInCell="1" allowOverlap="1" wp14:anchorId="64470525" wp14:editId="7EF40C0D">
+          <wp:anchor distT="0" distB="0" distL="114300" distR="114300" simplePos="0" relativeHeight="251661312" behindDoc="0" locked="0" layoutInCell="1" allowOverlap="1" wp14:anchorId="26DA343D" wp14:editId="0831CCD4">
             <wp:simplePos x="0" y="0"/>
-            <wp:positionH relativeFrom="column">
-              <wp:posOffset>549274</wp:posOffset>
+            <wp:positionH relativeFrom="page">
+              <wp:align>center</wp:align>
             </wp:positionH>
             <wp:positionV relativeFrom="paragraph">
-              <wp:posOffset>221615</wp:posOffset>
+              <wp:posOffset>267335</wp:posOffset>
             </wp:positionV>
-            <wp:extent cx="5337155" cy="1844040"/>
-            <wp:effectExtent l="0" t="0" r="0" b="3810"/>
+            <wp:extent cx="5852667" cy="2217612"/>
+            <wp:effectExtent l="0" t="0" r="0" b="0"/>
             <wp:wrapNone/>
-            <wp:docPr id="4" name="Imagen 4"/>
+            <wp:docPr id="5" name="Imagen 5"/>
             <wp:cNvGraphicFramePr>
               <a:graphicFrameLocks xmlns:a="http://schemas.openxmlformats.org/drawingml/2006/main" noChangeAspect="1"/>
             </wp:cNvGraphicFramePr>
@@ -1415,7 +1399,176 @@
                   <pic:spPr>
                     <a:xfrm>
                       <a:off x="0" y="0"/>
-                      <a:ext cx="5341509" cy="1845544"/>
+                      <a:ext cx="5852667" cy="2217612"/>
+                    </a:xfrm>
+                    <a:prstGeom prst="rect">
+                      <a:avLst/>
+                    </a:prstGeom>
+                  </pic:spPr>
+                </pic:pic>
+              </a:graphicData>
+            </a:graphic>
+          </wp:anchor>
+        </w:drawing>
+      </w:r>
+      <w:r>
+        <w:t>4. Gestión de Préstamos y Devoluciones</w:t>
+      </w:r>
+    </w:p>
+    <w:p>
+      <w:pPr>
+        <w:tabs>
+          <w:tab w:val="left" w:pos="1020"/>
+        </w:tabs>
+        <w:rPr>
+          <w:noProof/>
+        </w:rPr>
+      </w:pPr>
+    </w:p>
+    <w:p>
+      <w:pPr>
+        <w:tabs>
+          <w:tab w:val="left" w:pos="1020"/>
+        </w:tabs>
+        <w:rPr>
+          <w:noProof/>
+        </w:rPr>
+      </w:pPr>
+    </w:p>
+    <w:p>
+      <w:pPr>
+        <w:tabs>
+          <w:tab w:val="left" w:pos="1020"/>
+        </w:tabs>
+        <w:rPr>
+          <w:noProof/>
+        </w:rPr>
+      </w:pPr>
+    </w:p>
+    <w:p>
+      <w:pPr>
+        <w:tabs>
+          <w:tab w:val="left" w:pos="1020"/>
+        </w:tabs>
+        <w:rPr>
+          <w:noProof/>
+        </w:rPr>
+      </w:pPr>
+    </w:p>
+    <w:p>
+      <w:pPr>
+        <w:tabs>
+          <w:tab w:val="left" w:pos="1020"/>
+        </w:tabs>
+        <w:rPr>
+          <w:noProof/>
+        </w:rPr>
+      </w:pPr>
+    </w:p>
+    <w:p>
+      <w:pPr>
+        <w:tabs>
+          <w:tab w:val="left" w:pos="1020"/>
+        </w:tabs>
+        <w:rPr>
+          <w:noProof/>
+        </w:rPr>
+      </w:pPr>
+    </w:p>
+    <w:p>
+      <w:pPr>
+        <w:tabs>
+          <w:tab w:val="left" w:pos="1020"/>
+        </w:tabs>
+      </w:pPr>
+    </w:p>
+    <w:p/>
+    <w:p/>
+    <w:p/>
+    <w:p>
+      <w:pPr>
+        <w:tabs>
+          <w:tab w:val="left" w:pos="1524"/>
+        </w:tabs>
+        <w:rPr>
+          <w:b/>
+          <w:bCs/>
+          <w:sz w:val="28"/>
+          <w:szCs w:val="28"/>
+          <w:u w:val="single"/>
+        </w:rPr>
+      </w:pPr>
+      <w:r>
+        <w:rPr>
+          <w:b/>
+          <w:bCs/>
+          <w:sz w:val="28"/>
+          <w:szCs w:val="28"/>
+          <w:u w:val="single"/>
+        </w:rPr>
+        <w:t>Actividad 3: Visualización del Plan (Gantt y Kanban)</w:t>
+      </w:r>
+    </w:p>
+    <w:p>
+      <w:r>
+        <w:t xml:space="preserve">Link </w:t>
+      </w:r>
+      <w:r>
+        <w:t>Kamban</w:t>
+      </w:r>
+      <w:r>
+        <w:t xml:space="preserve"> ClickUp: </w:t>
+      </w:r>
+      <w:hyperlink r:id="rId11" w:history="1">
+        <w:r>
+          <w:rPr>
+            <w:rStyle w:val="Hipervnculo"/>
+          </w:rPr>
+          <w:t>https://sharing.clickup.com/90171260909/b/h/6-901713986921-2/7f88e15558c2d56</w:t>
+        </w:r>
+      </w:hyperlink>
+    </w:p>
+    <w:p>
+      <w:r>
+        <w:drawing>
+          <wp:anchor distT="0" distB="0" distL="114300" distR="114300" simplePos="0" relativeHeight="251662336" behindDoc="0" locked="0" layoutInCell="1" allowOverlap="1" wp14:anchorId="6F2F7A6D" wp14:editId="6C60958E">
+            <wp:simplePos x="0" y="0"/>
+            <wp:positionH relativeFrom="column">
+              <wp:posOffset>274955</wp:posOffset>
+            </wp:positionH>
+            <wp:positionV relativeFrom="paragraph">
+              <wp:posOffset>16510</wp:posOffset>
+            </wp:positionV>
+            <wp:extent cx="5852160" cy="4288455"/>
+            <wp:effectExtent l="0" t="0" r="0" b="0"/>
+            <wp:wrapNone/>
+            <wp:docPr id="6" name="Imagen 6"/>
+            <wp:cNvGraphicFramePr>
+              <a:graphicFrameLocks xmlns:a="http://schemas.openxmlformats.org/drawingml/2006/main" noChangeAspect="1"/>
+            </wp:cNvGraphicFramePr>
+            <a:graphic xmlns:a="http://schemas.openxmlformats.org/drawingml/2006/main">
+              <a:graphicData uri="http://schemas.openxmlformats.org/drawingml/2006/picture">
+                <pic:pic xmlns:pic="http://schemas.openxmlformats.org/drawingml/2006/picture">
+                  <pic:nvPicPr>
+                    <pic:cNvPr id="1" name=""/>
+                    <pic:cNvPicPr/>
+                  </pic:nvPicPr>
+                  <pic:blipFill>
+                    <a:blip r:embed="rId12">
+                      <a:extLst>
+                        <a:ext uri="{28A0092B-C50C-407E-A947-70E740481C1C}">
+                          <a14:useLocalDpi xmlns:a14="http://schemas.microsoft.com/office/drawing/2010/main" val="0"/>
+                        </a:ext>
+                      </a:extLst>
+                    </a:blip>
+                    <a:stretch>
+                      <a:fillRect/>
+                    </a:stretch>
+                  </pic:blipFill>
+                  <pic:spPr>
+                    <a:xfrm>
+                      <a:off x="0" y="0"/>
+                      <a:ext cx="5852160" cy="4288455"/>
                     </a:xfrm>
                     <a:prstGeom prst="rect">
                       <a:avLst/>
@@ -1433,19 +1586,172 @@
           </wp:anchor>
         </w:drawing>
       </w:r>
-      <w:r>
-        <w:t>4. Gestión de Préstamos y Devoluciones</w:t>
+    </w:p>
+    <w:p>
+      <w:r>
+        <w:t>\</w:t>
       </w:r>
     </w:p>
     <w:p>
       <w:pPr>
         <w:tabs>
-          <w:tab w:val="left" w:pos="1020"/>
+          <w:tab w:val="left" w:pos="1524"/>
         </w:tabs>
-      </w:pPr>
+        <w:rPr>
+          <w:b/>
+          <w:bCs/>
+          <w:sz w:val="28"/>
+          <w:szCs w:val="28"/>
+          <w:u w:val="single"/>
+        </w:rPr>
+      </w:pPr>
+    </w:p>
+    <w:p>
+      <w:pPr>
+        <w:rPr>
+          <w:sz w:val="28"/>
+          <w:szCs w:val="28"/>
+        </w:rPr>
+      </w:pPr>
+    </w:p>
+    <w:p>
+      <w:pPr>
+        <w:rPr>
+          <w:sz w:val="28"/>
+          <w:szCs w:val="28"/>
+        </w:rPr>
+      </w:pPr>
+    </w:p>
+    <w:p>
+      <w:pPr>
+        <w:rPr>
+          <w:sz w:val="28"/>
+          <w:szCs w:val="28"/>
+        </w:rPr>
+      </w:pPr>
+    </w:p>
+    <w:p>
+      <w:pPr>
+        <w:rPr>
+          <w:sz w:val="28"/>
+          <w:szCs w:val="28"/>
+        </w:rPr>
+      </w:pPr>
+    </w:p>
+    <w:p>
+      <w:pPr>
+        <w:rPr>
+          <w:sz w:val="28"/>
+          <w:szCs w:val="28"/>
+        </w:rPr>
+      </w:pPr>
+    </w:p>
+    <w:p>
+      <w:pPr>
+        <w:rPr>
+          <w:sz w:val="28"/>
+          <w:szCs w:val="28"/>
+        </w:rPr>
+      </w:pPr>
+    </w:p>
+    <w:p>
+      <w:pPr>
+        <w:rPr>
+          <w:sz w:val="28"/>
+          <w:szCs w:val="28"/>
+        </w:rPr>
+      </w:pPr>
+    </w:p>
+    <w:p>
+      <w:pPr>
+        <w:rPr>
+          <w:sz w:val="28"/>
+          <w:szCs w:val="28"/>
+        </w:rPr>
+      </w:pPr>
+    </w:p>
+    <w:p>
+      <w:pPr>
+        <w:rPr>
+          <w:sz w:val="28"/>
+          <w:szCs w:val="28"/>
+        </w:rPr>
+      </w:pPr>
+    </w:p>
+    <w:p>
+      <w:pPr>
+        <w:rPr>
+          <w:sz w:val="28"/>
+          <w:szCs w:val="28"/>
+        </w:rPr>
+      </w:pPr>
+    </w:p>
+    <w:p>
+      <w:pPr>
+        <w:rPr>
+          <w:sz w:val="28"/>
+          <w:szCs w:val="28"/>
+        </w:rPr>
+      </w:pPr>
+    </w:p>
+    <w:p>
+      <w:r>
+        <w:drawing>
+          <wp:anchor distT="0" distB="0" distL="114300" distR="114300" simplePos="0" relativeHeight="251663360" behindDoc="0" locked="0" layoutInCell="1" allowOverlap="1" wp14:anchorId="7046B3E2" wp14:editId="0531FC1E">
+            <wp:simplePos x="0" y="0"/>
+            <wp:positionH relativeFrom="margin">
+              <wp:posOffset>-152400</wp:posOffset>
+            </wp:positionH>
+            <wp:positionV relativeFrom="paragraph">
+              <wp:posOffset>419100</wp:posOffset>
+            </wp:positionV>
+            <wp:extent cx="6570980" cy="3472180"/>
+            <wp:effectExtent l="0" t="0" r="1270" b="0"/>
+            <wp:wrapNone/>
+            <wp:docPr id="7" name="Imagen 7"/>
+            <wp:cNvGraphicFramePr>
+              <a:graphicFrameLocks xmlns:a="http://schemas.openxmlformats.org/drawingml/2006/main" noChangeAspect="1"/>
+            </wp:cNvGraphicFramePr>
+            <a:graphic xmlns:a="http://schemas.openxmlformats.org/drawingml/2006/main">
+              <a:graphicData uri="http://schemas.openxmlformats.org/drawingml/2006/picture">
+                <pic:pic xmlns:pic="http://schemas.openxmlformats.org/drawingml/2006/picture">
+                  <pic:nvPicPr>
+                    <pic:cNvPr id="1" name=""/>
+                    <pic:cNvPicPr/>
+                  </pic:nvPicPr>
+                  <pic:blipFill>
+                    <a:blip r:embed="rId13" cstate="print">
+                      <a:extLst>
+                        <a:ext uri="{28A0092B-C50C-407E-A947-70E740481C1C}">
+                          <a14:useLocalDpi xmlns:a14="http://schemas.microsoft.com/office/drawing/2010/main" val="0"/>
+                        </a:ext>
+                      </a:extLst>
+                    </a:blip>
+                    <a:stretch>
+                      <a:fillRect/>
+                    </a:stretch>
+                  </pic:blipFill>
+                  <pic:spPr>
+                    <a:xfrm>
+                      <a:off x="0" y="0"/>
+                      <a:ext cx="6570980" cy="3472180"/>
+                    </a:xfrm>
+                    <a:prstGeom prst="rect">
+                      <a:avLst/>
+                    </a:prstGeom>
+                  </pic:spPr>
+                </pic:pic>
+              </a:graphicData>
+            </a:graphic>
+          </wp:anchor>
+        </w:drawing>
+      </w:r>
+      <w:r>
+        <w:t>Link Gant ClickUp: https://sharing.clickup.com/90171260909/g/h/2kza0fzd-557/887b3caf2f4661b</w:t>
+      </w:r>
     </w:p>
     <w:sectPr>
-      <w:headerReference w:type="default" r:id="rId11"/>
+      <w:headerReference w:type="default" r:id="rId14"/>
       <w:pgSz w:w="11906" w:h="16838"/>
       <w:pgMar w:top="1417" w:right="707" w:bottom="1417" w:left="851" w:header="708" w:footer="708" w:gutter="0"/>
       <w:cols w:space="708"/>
@@ -2683,6 +2989,29 @@
       <w:lang w:eastAsia="es-AR"/>
     </w:rPr>
   </w:style>
+  <w:style w:type="character" w:styleId="Hipervnculo">
+    <w:name w:val="Hyperlink"/>
+    <w:basedOn w:val="Fuentedeprrafopredeter"/>
+    <w:uiPriority w:val="99"/>
+    <w:unhideWhenUsed/>
+    <w:rsid w:val="00247BD0"/>
+    <w:rPr>
+      <w:color w:val="0563C1" w:themeColor="hyperlink"/>
+      <w:u w:val="single"/>
+    </w:rPr>
+  </w:style>
+  <w:style w:type="character" w:styleId="Mencinsinresolver">
+    <w:name w:val="Unresolved Mention"/>
+    <w:basedOn w:val="Fuentedeprrafopredeter"/>
+    <w:uiPriority w:val="99"/>
+    <w:semiHidden/>
+    <w:unhideWhenUsed/>
+    <w:rsid w:val="00247BD0"/>
+    <w:rPr>
+      <w:color w:val="605E5C"/>
+      <w:shd w:val="clear" w:color="auto" w:fill="E1DFDD"/>
+    </w:rPr>
+  </w:style>
 </w:styles>
 </file>
 
